--- a/reports/01_dataset_report.docx
+++ b/reports/01_dataset_report.docx
@@ -934,7 +934,7 @@
         <w:pStyle w:val="FirstParagraph"/>
       </w:pPr>
       <w:r>
-        <w:t xml:space="preserve">CIC-IDS-2017 [1] is the most widely used intrusion-detection benchmark. It was captured at</w:t>
+        <w:t xml:space="preserve">CIC-IDS-2017 [5] is the most widely used intrusion-detection benchmark. It was captured at</w:t>
       </w:r>
       <w:r>
         <w:t xml:space="preserve"> </w:t>
@@ -1789,7 +1789,7 @@
         <w:t xml:space="preserve"> </w:t>
       </w:r>
       <w:r>
-        <w:t xml:space="preserve">same-dataset accuracy [4], [22].</w:t>
+        <w:t xml:space="preserve">same-dataset accuracy [1], [15].</w:t>
       </w:r>
     </w:p>
     <w:bookmarkEnd w:id="16"/>
@@ -2004,7 +2004,7 @@
         <w:t xml:space="preserve"> </w:t>
       </w:r>
       <w:r>
-        <w:t xml:space="preserve">documented in [4].</w:t>
+        <w:t xml:space="preserve">documented in [1].</w:t>
       </w:r>
     </w:p>
     <w:p>
@@ -2039,7 +2039,7 @@
         <w:pStyle w:val="FirstParagraph"/>
       </w:pPr>
       <w:r>
-        <w:t xml:space="preserve">UNSW-NB15 [2] was produced at the ACCS (UNSW Canberra) in 2015 using the</w:t>
+        <w:t xml:space="preserve">UNSW-NB15 [6] was produced at the ACCS (UNSW Canberra) in 2015 using the</w:t>
       </w:r>
       <w:r>
         <w:t xml:space="preserve"> </w:t>
@@ -3121,7 +3121,7 @@
         <w:t xml:space="preserve"> </w:t>
       </w:r>
       <w:r>
-        <w:t xml:space="preserve">and are a known source of non-transferable signal [4], [6].</w:t>
+        <w:t xml:space="preserve">and are a known source of non-transferable signal [1], [3].</w:t>
       </w:r>
       <w:r>
         <w:t xml:space="preserve"> </w:t>
@@ -3228,7 +3228,7 @@
         <w:pStyle w:val="FirstParagraph"/>
       </w:pPr>
       <w:r>
-        <w:t xml:space="preserve">TON_IoT [3], [28] is a heterogeneous IoT/IIoT dataset collected from a three-layer testbed</w:t>
+        <w:t xml:space="preserve">TON_IoT [7] is a heterogeneous IoT/IIoT dataset collected from a three-layer testbed</w:t>
       </w:r>
       <w:r>
         <w:t xml:space="preserve"> </w:t>
@@ -6126,7 +6126,7 @@
         <w:t xml:space="preserve"> </w:t>
       </w:r>
       <w:r>
-        <w:t xml:space="preserve">that deliberately restricts to a common representation [4], [6], [7] — and it is the feature</w:t>
+        <w:t xml:space="preserve">that deliberately restricts to a common representation [1], [3], [4] — and it is the feature</w:t>
       </w:r>
       <w:r>
         <w:t xml:space="preserve"> </w:t>
@@ -7282,28 +7282,57 @@
     </w:p>
     <w:p>
       <w:pPr>
+        <w:pStyle w:val="BlockText"/>
+      </w:pPr>
+      <w:r>
+        <w:t xml:space="preserve">Reference numbers follow the canonical 15-paper list in</w:t>
+      </w:r>
+      <w:r>
+        <w:t xml:space="preserve"> </w:t>
+      </w:r>
+      <w:r>
+        <w:rPr>
+          <w:rStyle w:val="VerbatimChar"/>
+        </w:rPr>
+        <w:t xml:space="preserve">02_literature_review.md</w:t>
+      </w:r>
+      <w:r>
+        <w:t xml:space="preserve"> </w:t>
+      </w:r>
+      <w:r>
+        <w:t xml:space="preserve">and</w:t>
+      </w:r>
+      <w:r>
+        <w:t xml:space="preserve"> </w:t>
+      </w:r>
+      <w:r>
+        <w:rPr>
+          <w:rStyle w:val="VerbatimChar"/>
+        </w:rPr>
+        <w:t xml:space="preserve">05_midsem_report.md</w:t>
+      </w:r>
+      <w:r>
+        <w:t xml:space="preserve">.</w:t>
+      </w:r>
+    </w:p>
+    <w:p>
+      <w:pPr>
         <w:pStyle w:val="FirstParagraph"/>
       </w:pPr>
       <w:r>
-        <w:t xml:space="preserve">[1] I. Sharafaldin, A. H. Lashkari, and A. A. Ghorbani,</w:t>
-      </w:r>
-      <w:r>
-        <w:t xml:space="preserve"> </w:t>
-      </w:r>
-      <w:r>
-        <w:t xml:space="preserve">“Toward generating a new intrusion</w:t>
-      </w:r>
-      <w:r>
-        <w:t xml:space="preserve"> </w:t>
-      </w:r>
-      <w:r>
-        <w:t xml:space="preserve">detection dataset and intrusion traffic characterization,”</w:t>
-      </w:r>
-      <w:r>
-        <w:t xml:space="preserve"> </w:t>
-      </w:r>
-      <w:r>
-        <w:t xml:space="preserve">in</w:t>
+        <w:t xml:space="preserve">[1] M. Cantone, C. Marrocco, and A. Bria,</w:t>
+      </w:r>
+      <w:r>
+        <w:t xml:space="preserve"> </w:t>
+      </w:r>
+      <w:r>
+        <w:t xml:space="preserve">“On the cross-dataset generalization of machine</w:t>
+      </w:r>
+      <w:r>
+        <w:t xml:space="preserve"> </w:t>
+      </w:r>
+      <w:r>
+        <w:t xml:space="preserve">learning for network intrusion detection,”</w:t>
       </w:r>
       <w:r>
         <w:t xml:space="preserve"> </w:t>
@@ -7313,13 +7342,103 @@
           <w:i/>
           <w:iCs/>
         </w:rPr>
-        <w:t xml:space="preserve">Proc. 4th Int. Conf. Inf.</w:t>
+        <w:t xml:space="preserve">IEEE Access</w:t>
+      </w:r>
+      <w:r>
+        <w:t xml:space="preserve">, vol. 12, pp. 144489–144508, 2024.</w:t>
+      </w:r>
+    </w:p>
+    <w:p>
+      <w:pPr>
+        <w:pStyle w:val="BodyText"/>
+      </w:pPr>
+      <w:r>
+        <w:t xml:space="preserve">[3] M. A. Hakim, M. S. Uddin, and T. I. Anis,</w:t>
+      </w:r>
+      <w:r>
+        <w:t xml:space="preserve"> </w:t>
+      </w:r>
+      <w:r>
+        <w:t xml:space="preserve">“Cross-domain generalization failure in</w:t>
+      </w:r>
+      <w:r>
+        <w:t xml:space="preserve"> </w:t>
+      </w:r>
+      <w:r>
+        <w:t xml:space="preserve">lightweight intrusion detection models for IIoT networks,”</w:t>
+      </w:r>
+      <w:r>
+        <w:t xml:space="preserve"> </w:t>
+      </w:r>
+      <w:r>
+        <w:t xml:space="preserve">arXiv:2607.00553, 2026.</w:t>
+      </w:r>
+    </w:p>
+    <w:p>
+      <w:pPr>
+        <w:pStyle w:val="BodyText"/>
+      </w:pPr>
+      <w:r>
+        <w:t xml:space="preserve">[4] M. U. Butt, A. Hotho, and D. Schlör,</w:t>
+      </w:r>
+      <w:r>
+        <w:t xml:space="preserve"> </w:t>
+      </w:r>
+      <w:r>
+        <w:t xml:space="preserve">“Evaluating tabular representation learning for</w:t>
+      </w:r>
+      <w:r>
+        <w:t xml:space="preserve"> </w:t>
+      </w:r>
+      <w:r>
+        <w:t xml:space="preserve">network intrusion detection,”</w:t>
+      </w:r>
+      <w:r>
+        <w:t xml:space="preserve"> </w:t>
+      </w:r>
+      <w:r>
+        <w:t xml:space="preserve">in</w:t>
+      </w:r>
+      <w:r>
+        <w:t xml:space="preserve"> </w:t>
       </w:r>
       <w:r>
         <w:rPr>
           <w:i/>
           <w:iCs/>
         </w:rPr>
+        <w:t xml:space="preserve">Proc. IEEE CSR</w:t>
+      </w:r>
+      <w:r>
+        <w:t xml:space="preserve">, 2026.</w:t>
+      </w:r>
+    </w:p>
+    <w:p>
+      <w:pPr>
+        <w:pStyle w:val="BodyText"/>
+      </w:pPr>
+      <w:r>
+        <w:t xml:space="preserve">[5] I. Sharafaldin, A. H. Lashkari, and A. A. Ghorbani,</w:t>
+      </w:r>
+      <w:r>
+        <w:t xml:space="preserve"> </w:t>
+      </w:r>
+      <w:r>
+        <w:t xml:space="preserve">“Toward generating a new intrusion</w:t>
+      </w:r>
+      <w:r>
+        <w:t xml:space="preserve"> </w:t>
+      </w:r>
+      <w:r>
+        <w:t xml:space="preserve">detection dataset and intrusion traffic characterization,”</w:t>
+      </w:r>
+      <w:r>
+        <w:t xml:space="preserve"> </w:t>
+      </w:r>
+      <w:r>
+        <w:t xml:space="preserve">in</w:t>
+      </w:r>
+      <w:r>
         <w:t xml:space="preserve"> </w:t>
       </w:r>
       <w:r>
@@ -7327,7 +7446,7 @@
           <w:i/>
           <w:iCs/>
         </w:rPr>
-        <w:t xml:space="preserve">Syst. Secur. Privacy (ICISSP)</w:t>
+        <w:t xml:space="preserve">Proc. ICISSP</w:t>
       </w:r>
       <w:r>
         <w:t xml:space="preserve">, 2018.</w:t>
@@ -7338,7 +7457,7 @@
         <w:pStyle w:val="BodyText"/>
       </w:pPr>
       <w:r>
-        <w:t xml:space="preserve">[2] N. Moustafa and J. Slay,</w:t>
+        <w:t xml:space="preserve">[6] N. Moustafa and J. Slay,</w:t>
       </w:r>
       <w:r>
         <w:t xml:space="preserve"> </w:t>
@@ -7366,13 +7485,71 @@
           <w:i/>
           <w:iCs/>
         </w:rPr>
-        <w:t xml:space="preserve">Proc. Mil. Commun. Inf. Syst. Conf.</w:t>
+        <w:t xml:space="preserve">Proc. MilCIS</w:t>
+      </w:r>
+      <w:r>
+        <w:t xml:space="preserve">, 2015.</w:t>
+      </w:r>
+    </w:p>
+    <w:p>
+      <w:pPr>
+        <w:pStyle w:val="BodyText"/>
+      </w:pPr>
+      <w:r>
+        <w:t xml:space="preserve">[7] N. Moustafa,</w:t>
+      </w:r>
+      <w:r>
+        <w:t xml:space="preserve"> </w:t>
+      </w:r>
+      <w:r>
+        <w:t xml:space="preserve">“A new distributed architecture for evaluating AI-based security systems at</w:t>
+      </w:r>
+      <w:r>
+        <w:t xml:space="preserve"> </w:t>
+      </w:r>
+      <w:r>
+        <w:t xml:space="preserve">the edge: Network TON_IoT datasets,”</w:t>
+      </w:r>
+      <w:r>
+        <w:t xml:space="preserve"> </w:t>
       </w:r>
       <w:r>
         <w:rPr>
           <w:i/>
           <w:iCs/>
         </w:rPr>
+        <w:t xml:space="preserve">Sustain. Cities Soc.</w:t>
+      </w:r>
+      <w:r>
+        <w:t xml:space="preserve">, vol. 72, 2021.</w:t>
+      </w:r>
+    </w:p>
+    <w:p>
+      <w:pPr>
+        <w:pStyle w:val="BodyText"/>
+      </w:pPr>
+      <w:r>
+        <w:t xml:space="preserve">[15] J. Vitorino, M. Silva, E. Maia, and I. Praça,</w:t>
+      </w:r>
+      <w:r>
+        <w:t xml:space="preserve"> </w:t>
+      </w:r>
+      <w:r>
+        <w:t xml:space="preserve">“An adversarial robustness benchmark for</w:t>
+      </w:r>
+      <w:r>
+        <w:t xml:space="preserve"> </w:t>
+      </w:r>
+      <w:r>
+        <w:t xml:space="preserve">enterprise network intrusion detection,”</w:t>
+      </w:r>
+      <w:r>
+        <w:t xml:space="preserve"> </w:t>
+      </w:r>
+      <w:r>
+        <w:t xml:space="preserve">in</w:t>
+      </w:r>
+      <w:r>
         <w:t xml:space="preserve"> </w:t>
       </w:r>
       <w:r>
@@ -7380,167 +7557,10 @@
           <w:i/>
           <w:iCs/>
         </w:rPr>
-        <w:t xml:space="preserve">(MilCIS)</w:t>
-      </w:r>
-      <w:r>
-        <w:t xml:space="preserve">, 2015.</w:t>
-      </w:r>
-    </w:p>
-    <w:p>
-      <w:pPr>
-        <w:pStyle w:val="BodyText"/>
-      </w:pPr>
-      <w:r>
-        <w:t xml:space="preserve">[3] N. Moustafa,</w:t>
-      </w:r>
-      <w:r>
-        <w:t xml:space="preserve"> </w:t>
-      </w:r>
-      <w:r>
-        <w:t xml:space="preserve">“A new distributed architecture for evaluating AI-based security systems at</w:t>
-      </w:r>
-      <w:r>
-        <w:t xml:space="preserve"> </w:t>
-      </w:r>
-      <w:r>
-        <w:t xml:space="preserve">the edge: Network TON_IoT datasets,”</w:t>
-      </w:r>
-      <w:r>
-        <w:t xml:space="preserve"> </w:t>
-      </w:r>
-      <w:r>
-        <w:rPr>
-          <w:i/>
-          <w:iCs/>
-        </w:rPr>
-        <w:t xml:space="preserve">Sustain. Cities Soc.</w:t>
-      </w:r>
-      <w:r>
-        <w:t xml:space="preserve">, vol. 72, 2021.</w:t>
-      </w:r>
-    </w:p>
-    <w:p>
-      <w:pPr>
-        <w:pStyle w:val="BodyText"/>
-      </w:pPr>
-      <w:r>
-        <w:t xml:space="preserve">[4] M. Cantone, C. Marrocco, and A. Bria,</w:t>
-      </w:r>
-      <w:r>
-        <w:t xml:space="preserve"> </w:t>
-      </w:r>
-      <w:r>
-        <w:t xml:space="preserve">“On the cross-dataset generalization of machine</w:t>
-      </w:r>
-      <w:r>
-        <w:t xml:space="preserve"> </w:t>
-      </w:r>
-      <w:r>
-        <w:t xml:space="preserve">learning for network intrusion detection,”</w:t>
-      </w:r>
-      <w:r>
-        <w:t xml:space="preserve"> </w:t>
-      </w:r>
-      <w:r>
-        <w:rPr>
-          <w:i/>
-          <w:iCs/>
-        </w:rPr>
-        <w:t xml:space="preserve">IEEE Access</w:t>
-      </w:r>
-      <w:r>
-        <w:t xml:space="preserve">, vol. 12, pp. 144489–144508, 2024.</w:t>
-      </w:r>
-    </w:p>
-    <w:p>
-      <w:pPr>
-        <w:pStyle w:val="BodyText"/>
-      </w:pPr>
-      <w:r>
-        <w:t xml:space="preserve">[6] M. A. Hakim, M. S. Uddin, and T. I. Anis,</w:t>
-      </w:r>
-      <w:r>
-        <w:t xml:space="preserve"> </w:t>
-      </w:r>
-      <w:r>
-        <w:t xml:space="preserve">“Cross-domain generalization failure in</w:t>
-      </w:r>
-      <w:r>
-        <w:t xml:space="preserve"> </w:t>
-      </w:r>
-      <w:r>
-        <w:t xml:space="preserve">lightweight intrusion detection models for IIoT networks,”</w:t>
-      </w:r>
-      <w:r>
-        <w:t xml:space="preserve"> </w:t>
-      </w:r>
-      <w:r>
-        <w:t xml:space="preserve">arXiv:2607.00553, 2026.</w:t>
-      </w:r>
-    </w:p>
-    <w:p>
-      <w:pPr>
-        <w:pStyle w:val="BodyText"/>
-      </w:pPr>
-      <w:r>
-        <w:t xml:space="preserve">[22] J. Vitorino, M. Silva, E. Maia, and I. Praça,</w:t>
-      </w:r>
-      <w:r>
-        <w:t xml:space="preserve"> </w:t>
-      </w:r>
-      <w:r>
-        <w:t xml:space="preserve">“An adversarial robustness benchmark for</w:t>
-      </w:r>
-      <w:r>
-        <w:t xml:space="preserve"> </w:t>
-      </w:r>
-      <w:r>
-        <w:t xml:space="preserve">enterprise network intrusion detection,”</w:t>
-      </w:r>
-      <w:r>
-        <w:t xml:space="preserve"> </w:t>
-      </w:r>
-      <w:r>
-        <w:t xml:space="preserve">in</w:t>
-      </w:r>
-      <w:r>
-        <w:t xml:space="preserve"> </w:t>
-      </w:r>
-      <w:r>
-        <w:rPr>
-          <w:i/>
-          <w:iCs/>
-        </w:rPr>
         <w:t xml:space="preserve">Proc. FPS</w:t>
       </w:r>
       <w:r>
         <w:t xml:space="preserve">, 2023.</w:t>
-      </w:r>
-    </w:p>
-    <w:p>
-      <w:pPr>
-        <w:pStyle w:val="BodyText"/>
-      </w:pPr>
-      <w:r>
-        <w:t xml:space="preserve">[28] N. Moustafa, M. Keshk, E. Debie, and H. Janicke,</w:t>
-      </w:r>
-      <w:r>
-        <w:t xml:space="preserve"> </w:t>
-      </w:r>
-      <w:r>
-        <w:t xml:space="preserve">“Federated TON_IoT Windows datasets</w:t>
-      </w:r>
-      <w:r>
-        <w:t xml:space="preserve"> </w:t>
-      </w:r>
-      <w:r>
-        <w:t xml:space="preserve">for evaluating AI-based security applications,”</w:t>
-      </w:r>
-      <w:r>
-        <w:t xml:space="preserve"> </w:t>
-      </w:r>
-      <w:r>
-        <w:t xml:space="preserve">arXiv:2010.08522, 2020.</w:t>
       </w:r>
     </w:p>
     <w:bookmarkEnd w:id="43"/>
